--- a/deliveries/2026-09-03/02_Procurement_Guides/GUIDE_20260903_07_MiddleEast_Heat_Dust.docx
+++ b/deliveries/2026-09-03/02_Procurement_Guides/GUIDE_20260903_07_MiddleEast_Heat_Dust.docx
@@ -4,7 +4,7 @@
   <w:body>
     <w:p>
       <w:pPr>
-        <w:pStyle w:val="Title"/>
+        <w:pStyle w:val="Heading1"/>
       </w:pPr>
       <w:r>
         <w:t>Specifying Vehicles for Gulf Heat and Dust: Points to Evaluate With the OEM or Upfitter</w:t>
@@ -12,7 +12,7 @@
     </w:p>
     <w:p>
       <w:pPr>
-        <w:pStyle w:val="Heading1"/>
+        <w:pStyle w:val="Heading2"/>
       </w:pPr>
       <w:r>
         <w:t>SEO Metadata</w:t>
@@ -146,7 +146,7 @@
     </w:p>
     <w:p>
       <w:pPr>
-        <w:pStyle w:val="Heading1"/>
+        <w:pStyle w:val="Heading2"/>
       </w:pPr>
       <w:r>
         <w:t>Evidence Boundary</w:t>
@@ -154,39 +154,39 @@
     </w:p>
     <w:p>
       <w:r>
-        <w:t xml:space="preserve">This is an </w:t>
+        <w:t xml:space="preserve">Two evidence layers are kept separate. The </w:t>
       </w:r>
       <w:r>
         <w:rPr>
           <w:b/>
         </w:rPr>
-        <w:t>engineering evaluation</w:t>
+        <w:t>conformity track now rests on primary sources</w:t>
       </w:r>
       <w:r>
-        <w:t xml:space="preserve"> guide, not a statement of Gulf legal requirements. No GSO primary standard text and no OEM engineering specification was captured; the climate description and every adaptation item below rests on a </w:t>
+        <w:t xml:space="preserve"> — the GCC Standardization Organization (GSO) framework, applied nationally by Saudi Arabia through SASO/SABER and by the UAE through MoIAT (ECAS) — and is cited in Sources. The </w:t>
       </w:r>
       <w:r>
         <w:rPr>
           <w:b/>
         </w:rPr>
-        <w:t>single upfit/engineering or industry source each</w:t>
+        <w:t>engineering adaptation items</w:t>
       </w:r>
       <w:r>
-        <w:t xml:space="preserve"> and is therefore SINGLE_SOURCE. Nothing here is a universal "Gulf requirement" — each item is a </w:t>
+        <w:t xml:space="preserve"> below (cooling, charging, AC, sealing and EV thermal candidates) still each rest on a single upfit/engineering or industry source and remain SINGLE_SOURCE evaluation points, not Gulf legal requirements. There is no single uniform "Gulf spec": confirm every item with the OEM/upfitter for the model and operating envelope, and against the </w:t>
       </w:r>
       <w:r>
         <w:rPr>
           <w:b/>
         </w:rPr>
-        <w:t>point to evaluate with the OEM/upfitter for the specific model and operating envelope</w:t>
+        <w:t>destination country's own</w:t>
       </w:r>
       <w:r>
-        <w:t>, then confirm against the actual GSO standard text.</w:t>
+        <w:t xml:space="preserve"> application of the GSO text (Saudi and UAE routes differ and are shown separately below).</w:t>
       </w:r>
     </w:p>
     <w:p>
       <w:pPr>
-        <w:pStyle w:val="Heading1"/>
+        <w:pStyle w:val="Heading2"/>
       </w:pPr>
       <w:r>
         <w:t>Why a China-Spec Car Is Not Automatically Gulf-Ready</w:t>
@@ -217,7 +217,7 @@
     </w:p>
     <w:p>
       <w:pPr>
-        <w:pStyle w:val="Heading1"/>
+        <w:pStyle w:val="Heading2"/>
       </w:pPr>
       <w:r>
         <w:t>ICE Vehicles: Candidate Points to Evaluate (not a mandatory kit)</w:t>
@@ -314,7 +314,7 @@
     </w:p>
     <w:p>
       <w:pPr>
-        <w:pStyle w:val="Heading1"/>
+        <w:pStyle w:val="Heading2"/>
       </w:pPr>
       <w:r>
         <w:t>EV / Hybrid: Thermal-Management Options to Evaluate</w:t>
@@ -410,7 +410,7 @@
     </w:p>
     <w:p>
       <w:pPr>
-        <w:pStyle w:val="Heading1"/>
+        <w:pStyle w:val="Heading2"/>
       </w:pPr>
       <w:r>
         <w:t>Compliance Runs in Parallel With Engineering</w:t>
@@ -440,8 +440,46 @@
       </w:r>
     </w:p>
     <w:p>
+      <w:r>
+        <w:rPr>
+          <w:b/>
+        </w:rPr>
+        <w:t>Apply the GSO framework country by country (COUNTRY_SPECIFIC).</w:t>
+      </w:r>
+      <w:r>
+        <w:t xml:space="preserve"> In </w:t>
+      </w:r>
+      <w:r>
+        <w:rPr>
+          <w:b/>
+        </w:rPr>
+        <w:t>Saudi Arabia</w:t>
+      </w:r>
+      <w:r>
+        <w:t xml:space="preserve">, type approval and shipment conformity run through SASO and the SABER platform (PCoC/SCoC logic, exact certificate type by HS and vehicle category). In the </w:t>
+      </w:r>
+      <w:r>
+        <w:rPr>
+          <w:b/>
+        </w:rPr>
+        <w:t>UAE</w:t>
+      </w:r>
+      <w:r>
+        <w:t xml:space="preserve">, regulated-product conformity certificates are issued by MoIAT (the ECAS successor), with registration completed at emirate level. </w:t>
+      </w:r>
+      <w:r>
+        <w:rPr>
+          <w:b/>
+        </w:rPr>
+        <w:t>GSO harmonises the technical regulations, but each member state applies them through its own body and timeline</w:t>
+      </w:r>
+      <w:r>
+        <w:t xml:space="preserve"> — do not treat a Saudi certificate, an Emirates registration, or a single GSO list as interchangeable proof for Kuwait, Oman, Qatar or Bahrain; verify the destination's current route separately.</w:t>
+      </w:r>
+    </w:p>
+    <w:p>
       <w:pPr>
-        <w:pStyle w:val="Heading1"/>
+        <w:pStyle w:val="Heading2"/>
       </w:pPr>
       <w:r>
         <w:t>What This Guide Recommends You Raise With the OEM/Upfitter</w:t>
@@ -522,7 +560,7 @@
     </w:p>
     <w:p>
       <w:pPr>
-        <w:pStyle w:val="Heading1"/>
+        <w:pStyle w:val="Heading2"/>
       </w:pPr>
       <w:r>
         <w:t>Frequently Asked Questions</w:t>
@@ -536,8 +574,10 @@
         <w:t>Does every China-spec car need a Gulf adaptation kit?</w:t>
       </w:r>
       <w:r>
-        <w:t xml:space="preserve"> Not automatically — the items here are points to evaluate with the OEM/upfitter per model; some China builds already cover the envelope. </w:t>
+        <w:t xml:space="preserve"> Not automatically — the items here are points to evaluate with the OEM/upfitter per model; some China builds already cover the envelope.</w:t>
       </w:r>
+    </w:p>
+    <w:p>
       <w:r>
         <w:rPr>
           <w:b/>
@@ -545,8 +585,10 @@
         <w:t>Is air cooling unacceptable for Gulf EVs?</w:t>
       </w:r>
       <w:r>
-        <w:t xml:space="preserve"> Don't decide by rule of thumb — ask the OEM for thermal data for the target envelope; liquid cooling is an option to evaluate, not a stated universal requirement. </w:t>
+        <w:t xml:space="preserve"> Don't decide by rule of thumb — ask the OEM for thermal data for the target envelope; liquid cooling is an option to evaluate, not a stated universal requirement.</w:t>
       </w:r>
+    </w:p>
+    <w:p>
       <w:r>
         <w:rPr>
           <w:b/>
@@ -554,8 +596,10 @@
         <w:t>Is engineering adaptation the same as homologation?</w:t>
       </w:r>
       <w:r>
-        <w:t xml:space="preserve"> No — adaptation is engineering evaluation; GCC/GSO conformity is a separate, mandatory workstream and both must match the same build. </w:t>
+        <w:t xml:space="preserve"> No — adaptation is engineering evaluation; GCC/GSO conformity is a separate, mandatory workstream and both must match the same build.</w:t>
       </w:r>
+    </w:p>
+    <w:p>
       <w:r>
         <w:rPr>
           <w:b/>
@@ -563,8 +607,10 @@
         <w:t>What temperature should the vehicle handle?</w:t>
       </w:r>
       <w:r>
-        <w:t xml:space="preserve"> One source describes ~40–50 °C Gulf summers; a Chinese policy reference cites a −30 to 55 °C design target — neither is a Gulf legal limit. </w:t>
+        <w:t xml:space="preserve"> One source describes ~40–50 °C Gulf summers; a Chinese policy reference cites a −30 to 55 °C design target — neither is a Gulf legal limit.</w:t>
       </w:r>
+    </w:p>
+    <w:p>
       <w:r>
         <w:rPr>
           <w:b/>
@@ -572,12 +618,269 @@
         <w:t>Where do I find the exact GSO heat/AC standards?</w:t>
       </w:r>
       <w:r>
-        <w:t xml:space="preserve"> Pull the current GSO standard text; this guide deliberately cites no standard number it could not verify.</w:t>
+        <w:t xml:space="preserve"> Start from the GSO technical-regulations list, then open the </w:t>
+      </w:r>
+      <w:r>
+        <w:rPr>
+          <w:b/>
+        </w:rPr>
+        <w:t>destination country's</w:t>
+      </w:r>
+      <w:r>
+        <w:t xml:space="preserve"> national route — SASO/SABER for Saudi Arabia, MoIAT for the UAE — because GSO text is applied nationally. This guide cites no specific heat/AC standard number it could not verify directly; the engineering candidates here still require OEM/upfitter confirmation.</w:t>
       </w:r>
     </w:p>
     <w:p>
       <w:pPr>
-        <w:pStyle w:val="Heading1"/>
+        <w:pStyle w:val="Heading2"/>
+      </w:pPr>
+      <w:r>
+        <w:t>Image Record</w:t>
+      </w:r>
+    </w:p>
+    <w:p>
+      <w:pPr>
+        <w:pStyle w:val="ListBullet"/>
+      </w:pPr>
+      <w:r>
+        <w:t>IMAGE_ASSET_PATH: none secured in repository</w:t>
+      </w:r>
+    </w:p>
+    <w:p>
+      <w:pPr>
+        <w:pStyle w:val="ListBullet"/>
+      </w:pPr>
+      <w:r>
+        <w:t>ORIGINAL_IMAGE_URL: not captured</w:t>
+      </w:r>
+    </w:p>
+    <w:p>
+      <w:pPr>
+        <w:pStyle w:val="ListBullet"/>
+      </w:pPr>
+      <w:r>
+        <w:t>SOURCE_PAGE: not captured</w:t>
+      </w:r>
+    </w:p>
+    <w:p>
+      <w:pPr>
+        <w:pStyle w:val="ListBullet"/>
+      </w:pPr>
+      <w:r>
+        <w:t>RIGHTS_HOLDER: unconfirmed</w:t>
+      </w:r>
+    </w:p>
+    <w:p>
+      <w:pPr>
+        <w:pStyle w:val="ListBullet"/>
+      </w:pPr>
+      <w:r>
+        <w:t>LICENSE: none secured — no third-party image may be published until rights are cleared</w:t>
+      </w:r>
+    </w:p>
+    <w:p>
+      <w:pPr>
+        <w:pStyle w:val="ListBullet"/>
+      </w:pPr>
+      <w:r>
+        <w:t>CHECKED_DATE: 2026-09-05</w:t>
+      </w:r>
+    </w:p>
+    <w:p>
+      <w:pPr>
+        <w:pStyle w:val="ListBullet"/>
+      </w:pPr>
+      <w:r>
+        <w:t>MODEL_TOPIC_MATCH: must match the exact model/version (or the guide topic) and reference market above</w:t>
+      </w:r>
+    </w:p>
+    <w:p>
+      <w:pPr>
+        <w:pStyle w:val="ListBullet"/>
+      </w:pPr>
+      <w:r>
+        <w:t>IMAGE_RIGHTS_STATUS: FAIL (no licensed asset captured; a placeholder or “retain old image” note is not accepted)</w:t>
+      </w:r>
+    </w:p>
+    <w:p>
+      <w:pPr>
+        <w:pStyle w:val="ListBullet"/>
+      </w:pPr>
+      <w:r>
+        <w:t>ALT by language:</w:t>
+      </w:r>
+    </w:p>
+    <w:p>
+      <w:pPr>
+        <w:pStyle w:val="ListBullet"/>
+      </w:pPr>
+      <w:r>
+        <w:rPr>
+          <w:b/>
+        </w:rPr>
+        <w:t>EN</w:t>
+      </w:r>
+      <w:r>
+        <w:t>: AutoBridge export-buyer reference — Gulf heat and dust vehicle specification, vehicle-export procurement guide</w:t>
+      </w:r>
+    </w:p>
+    <w:p>
+      <w:pPr>
+        <w:pStyle w:val="ListBullet"/>
+      </w:pPr>
+      <w:r>
+        <w:rPr>
+          <w:b/>
+        </w:rPr>
+        <w:t>FR</w:t>
+      </w:r>
+      <w:r>
+        <w:t>: Référence AutoBridge pour acheteurs export — Gulf heat and dust vehicle specification, guide d’achat à l’export automobile</w:t>
+      </w:r>
+    </w:p>
+    <w:p>
+      <w:pPr>
+        <w:pStyle w:val="ListBullet"/>
+      </w:pPr>
+      <w:r>
+        <w:rPr>
+          <w:b/>
+        </w:rPr>
+        <w:t>DE</w:t>
+      </w:r>
+      <w:r>
+        <w:t>: AutoBridge-Referenz für Exportkäufer — Gulf heat and dust vehicle specification, Leitfaden für Fahrzeugexport-Einkauf</w:t>
+      </w:r>
+    </w:p>
+    <w:p>
+      <w:pPr>
+        <w:pStyle w:val="ListBullet"/>
+      </w:pPr>
+      <w:r>
+        <w:rPr>
+          <w:b/>
+        </w:rPr>
+        <w:t>ES</w:t>
+      </w:r>
+      <w:r>
+        <w:t>: Referencia AutoBridge para compradores de exportación — Gulf heat and dust vehicle specification, guía de compras para exportación de vehículos</w:t>
+      </w:r>
+    </w:p>
+    <w:p>
+      <w:pPr>
+        <w:pStyle w:val="ListBullet"/>
+      </w:pPr>
+      <w:r>
+        <w:rPr>
+          <w:b/>
+        </w:rPr>
+        <w:t>PT</w:t>
+      </w:r>
+      <w:r>
+        <w:t>: Referência AutoBridge para compradores de exportação — Gulf heat and dust vehicle specification, guia de compras para exportação de veículos</w:t>
+      </w:r>
+    </w:p>
+    <w:p>
+      <w:pPr>
+        <w:pStyle w:val="ListBullet"/>
+      </w:pPr>
+      <w:r>
+        <w:rPr>
+          <w:b/>
+        </w:rPr>
+        <w:t>JA</w:t>
+      </w:r>
+      <w:r>
+        <w:t>: AutoBridge 輸出バイヤー向けリファレンス｜Gulf heat and dust vehicle specification, 自動車輸出 調達ガイド</w:t>
+      </w:r>
+    </w:p>
+    <w:p>
+      <w:pPr>
+        <w:pStyle w:val="ListBullet"/>
+      </w:pPr>
+      <w:r>
+        <w:rPr>
+          <w:b/>
+        </w:rPr>
+        <w:t>KO</w:t>
+      </w:r>
+      <w:r>
+        <w:t>: AutoBridge 수출 바이어 참고 자료｜Gulf heat and dust vehicle specification, 자동차 수출 조달 가이드</w:t>
+      </w:r>
+    </w:p>
+    <w:p>
+      <w:pPr>
+        <w:pStyle w:val="ListBullet"/>
+      </w:pPr>
+      <w:r>
+        <w:rPr>
+          <w:b/>
+        </w:rPr>
+        <w:t>VI</w:t>
+      </w:r>
+      <w:r>
+        <w:t>: Tài liệu tham khảo AutoBridge cho người mua xuất khẩu — Gulf heat and dust vehicle specification, hướng dẫn thu mua xuất khẩu xe</w:t>
+      </w:r>
+    </w:p>
+    <w:p>
+      <w:pPr>
+        <w:pStyle w:val="ListBullet"/>
+      </w:pPr>
+      <w:r>
+        <w:rPr>
+          <w:b/>
+        </w:rPr>
+        <w:t>TH</w:t>
+      </w:r>
+      <w:r>
+        <w:t>: เอกสารอ้างอิง AutoBridge สำหรับผู้ซื้อเพื่อการส่งออก — Gulf heat and dust vehicle specification, คู่มือจัดซื้อเพื่อการส่งออกยานยนต์</w:t>
+      </w:r>
+    </w:p>
+    <w:p>
+      <w:pPr>
+        <w:pStyle w:val="ListBullet"/>
+      </w:pPr>
+      <w:r>
+        <w:rPr>
+          <w:b/>
+        </w:rPr>
+        <w:t>ID</w:t>
+      </w:r>
+      <w:r>
+        <w:t>: Referensi AutoBridge untuk pembeli ekspor — Gulf heat and dust vehicle specification, panduan pengadaan ekspor kendaraan</w:t>
+      </w:r>
+    </w:p>
+    <w:p>
+      <w:pPr>
+        <w:pStyle w:val="ListBullet"/>
+      </w:pPr>
+      <w:r>
+        <w:rPr>
+          <w:b/>
+        </w:rPr>
+        <w:t>AR</w:t>
+      </w:r>
+      <w:r>
+        <w:t>: مرجع AutoBridge لمشتري التصدير — Gulf heat and dust vehicle specification, دليل مشتريات تصدير المركبات</w:t>
+      </w:r>
+    </w:p>
+    <w:p>
+      <w:pPr>
+        <w:pStyle w:val="ListBullet"/>
+      </w:pPr>
+      <w:r>
+        <w:rPr>
+          <w:b/>
+        </w:rPr>
+        <w:t>ZH</w:t>
+      </w:r>
+      <w:r>
+        <w:t>: AutoBridge 出口采购参考｜Gulf heat and dust vehicle specification, 汽车出口采购指南</w:t>
+      </w:r>
+    </w:p>
+    <w:p>
+      <w:pPr>
+        <w:pStyle w:val="Heading2"/>
       </w:pPr>
       <w:r>
         <w:t>Sources &amp; Verification</w:t>
@@ -585,7 +888,7 @@
     </w:p>
     <w:tbl>
       <w:tblPr>
-        <w:tblStyle w:val="TableGrid"/>
+        <w:tblStyle w:val="LightGrid-Accent1"/>
         <w:tblW w:type="auto" w:w="0"/>
         <w:tblLook w:firstColumn="1" w:firstRow="1" w:lastColumn="0" w:lastRow="0" w:noHBand="0" w:noVBand="1" w:val="04A0"/>
       </w:tblPr>
@@ -602,20 +905,9 @@
         <w:tc>
           <w:tcPr>
             <w:tcW w:type="dxa" w:w="1234"/>
-            <w:shd w:val="clear" w:fill="EAF0F6"/>
           </w:tcPr>
           <w:p>
             <w:r>
-              <w:rPr>
-                <w:b/>
-                <w:sz w:val="20"/>
-              </w:rPr>
-            </w:r>
-            <w:r>
-              <w:rPr>
-                <w:b/>
-                <w:sz w:val="20"/>
-              </w:rPr>
               <w:t>Source title</w:t>
             </w:r>
           </w:p>
@@ -623,20 +915,9 @@
         <w:tc>
           <w:tcPr>
             <w:tcW w:type="dxa" w:w="1234"/>
-            <w:shd w:val="clear" w:fill="EAF0F6"/>
           </w:tcPr>
           <w:p>
             <w:r>
-              <w:rPr>
-                <w:b/>
-                <w:sz w:val="20"/>
-              </w:rPr>
-            </w:r>
-            <w:r>
-              <w:rPr>
-                <w:b/>
-                <w:sz w:val="20"/>
-              </w:rPr>
               <w:t>Organization</w:t>
             </w:r>
           </w:p>
@@ -644,20 +925,9 @@
         <w:tc>
           <w:tcPr>
             <w:tcW w:type="dxa" w:w="1234"/>
-            <w:shd w:val="clear" w:fill="EAF0F6"/>
           </w:tcPr>
           <w:p>
             <w:r>
-              <w:rPr>
-                <w:b/>
-                <w:sz w:val="20"/>
-              </w:rPr>
-            </w:r>
-            <w:r>
-              <w:rPr>
-                <w:b/>
-                <w:sz w:val="20"/>
-              </w:rPr>
               <w:t>Market</w:t>
             </w:r>
           </w:p>
@@ -665,20 +935,9 @@
         <w:tc>
           <w:tcPr>
             <w:tcW w:type="dxa" w:w="1234"/>
-            <w:shd w:val="clear" w:fill="EAF0F6"/>
           </w:tcPr>
           <w:p>
             <w:r>
-              <w:rPr>
-                <w:b/>
-                <w:sz w:val="20"/>
-              </w:rPr>
-            </w:r>
-            <w:r>
-              <w:rPr>
-                <w:b/>
-                <w:sz w:val="20"/>
-              </w:rPr>
               <w:t>URL</w:t>
             </w:r>
           </w:p>
@@ -686,20 +945,9 @@
         <w:tc>
           <w:tcPr>
             <w:tcW w:type="dxa" w:w="1234"/>
-            <w:shd w:val="clear" w:fill="EAF0F6"/>
           </w:tcPr>
           <w:p>
             <w:r>
-              <w:rPr>
-                <w:b/>
-                <w:sz w:val="20"/>
-              </w:rPr>
-            </w:r>
-            <w:r>
-              <w:rPr>
-                <w:b/>
-                <w:sz w:val="20"/>
-              </w:rPr>
               <w:t>Checked</w:t>
             </w:r>
           </w:p>
@@ -707,20 +955,9 @@
         <w:tc>
           <w:tcPr>
             <w:tcW w:type="dxa" w:w="1234"/>
-            <w:shd w:val="clear" w:fill="EAF0F6"/>
           </w:tcPr>
           <w:p>
             <w:r>
-              <w:rPr>
-                <w:b/>
-                <w:sz w:val="20"/>
-              </w:rPr>
-            </w:r>
-            <w:r>
-              <w:rPr>
-                <w:b/>
-                <w:sz w:val="20"/>
-              </w:rPr>
               <w:t>Confidence</w:t>
             </w:r>
           </w:p>
@@ -728,20 +965,9 @@
         <w:tc>
           <w:tcPr>
             <w:tcW w:type="dxa" w:w="1234"/>
-            <w:shd w:val="clear" w:fill="EAF0F6"/>
           </w:tcPr>
           <w:p>
             <w:r>
-              <w:rPr>
-                <w:b/>
-                <w:sz w:val="20"/>
-              </w:rPr>
-            </w:r>
-            <w:r>
-              <w:rPr>
-                <w:b/>
-                <w:sz w:val="20"/>
-              </w:rPr>
               <w:t>Supported facts</w:t>
             </w:r>
           </w:p>
@@ -754,14 +980,6 @@
           </w:tcPr>
           <w:p>
             <w:r>
-              <w:rPr>
-                <w:sz w:val="20"/>
-              </w:rPr>
-            </w:r>
-            <w:r>
-              <w:rPr>
-                <w:sz w:val="20"/>
-              </w:rPr>
               <w:t>GCC high-temp/dusty-vehicle adaptation upfit</w:t>
             </w:r>
           </w:p>
@@ -772,14 +990,6 @@
           </w:tcPr>
           <w:p>
             <w:r>
-              <w:rPr>
-                <w:sz w:val="20"/>
-              </w:rPr>
-            </w:r>
-            <w:r>
-              <w:rPr>
-                <w:sz w:val="20"/>
-              </w:rPr>
               <w:t>Certification/upfit provider</w:t>
             </w:r>
           </w:p>
@@ -790,14 +1000,6 @@
           </w:tcPr>
           <w:p>
             <w:r>
-              <w:rPr>
-                <w:sz w:val="20"/>
-              </w:rPr>
-            </w:r>
-            <w:r>
-              <w:rPr>
-                <w:sz w:val="20"/>
-              </w:rPr>
               <w:t>Gulf</w:t>
             </w:r>
           </w:p>
@@ -808,14 +1010,6 @@
           </w:tcPr>
           <w:p>
             <w:r>
-              <w:rPr>
-                <w:sz w:val="20"/>
-              </w:rPr>
-            </w:r>
-            <w:r>
-              <w:rPr>
-                <w:sz w:val="20"/>
-              </w:rPr>
               <w:t>https://m.11467.com/product/d15654879.htm</w:t>
             </w:r>
           </w:p>
@@ -826,14 +1020,6 @@
           </w:tcPr>
           <w:p>
             <w:r>
-              <w:rPr>
-                <w:sz w:val="20"/>
-              </w:rPr>
-            </w:r>
-            <w:r>
-              <w:rPr>
-                <w:sz w:val="20"/>
-              </w:rPr>
               <w:t>2026-09-03</w:t>
             </w:r>
           </w:p>
@@ -844,14 +1030,6 @@
           </w:tcPr>
           <w:p>
             <w:r>
-              <w:rPr>
-                <w:sz w:val="20"/>
-              </w:rPr>
-            </w:r>
-            <w:r>
-              <w:rPr>
-                <w:sz w:val="20"/>
-              </w:rPr>
               <w:t>SINGLE_SOURCE</w:t>
             </w:r>
           </w:p>
@@ -862,14 +1040,6 @@
           </w:tcPr>
           <w:p>
             <w:r>
-              <w:rPr>
-                <w:sz w:val="20"/>
-              </w:rPr>
-            </w:r>
-            <w:r>
-              <w:rPr>
-                <w:sz w:val="20"/>
-              </w:rPr>
               <w:t>Climate range; ICE candidate adaptation points (one source)</w:t>
             </w:r>
           </w:p>
@@ -882,14 +1052,6 @@
           </w:tcPr>
           <w:p>
             <w:r>
-              <w:rPr>
-                <w:sz w:val="20"/>
-              </w:rPr>
-            </w:r>
-            <w:r>
-              <w:rPr>
-                <w:sz w:val="20"/>
-              </w:rPr>
               <w:t>All-climate NEV (high-temp liquid cooling / low-temp self-heating)</w:t>
             </w:r>
           </w:p>
@@ -900,14 +1062,6 @@
           </w:tcPr>
           <w:p>
             <w:r>
-              <w:rPr>
-                <w:sz w:val="20"/>
-              </w:rPr>
-            </w:r>
-            <w:r>
-              <w:rPr>
-                <w:sz w:val="20"/>
-              </w:rPr>
               <w:t>Engineering in China / Toutiao</w:t>
             </w:r>
           </w:p>
@@ -918,14 +1072,6 @@
           </w:tcPr>
           <w:p>
             <w:r>
-              <w:rPr>
-                <w:sz w:val="20"/>
-              </w:rPr>
-            </w:r>
-            <w:r>
-              <w:rPr>
-                <w:sz w:val="20"/>
-              </w:rPr>
               <w:t>Global</w:t>
             </w:r>
           </w:p>
@@ -936,14 +1082,6 @@
           </w:tcPr>
           <w:p>
             <w:r>
-              <w:rPr>
-                <w:sz w:val="20"/>
-              </w:rPr>
-            </w:r>
-            <w:r>
-              <w:rPr>
-                <w:sz w:val="20"/>
-              </w:rPr>
               <w:t>http://m.toutiao.com/group/6868212100762698247/</w:t>
             </w:r>
           </w:p>
@@ -954,14 +1092,6 @@
           </w:tcPr>
           <w:p>
             <w:r>
-              <w:rPr>
-                <w:sz w:val="20"/>
-              </w:rPr>
-            </w:r>
-            <w:r>
-              <w:rPr>
-                <w:sz w:val="20"/>
-              </w:rPr>
               <w:t>2026-09-03</w:t>
             </w:r>
           </w:p>
@@ -972,14 +1102,6 @@
           </w:tcPr>
           <w:p>
             <w:r>
-              <w:rPr>
-                <w:sz w:val="20"/>
-              </w:rPr>
-            </w:r>
-            <w:r>
-              <w:rPr>
-                <w:sz w:val="20"/>
-              </w:rPr>
               <w:t>SINGLE_SOURCE</w:t>
             </w:r>
           </w:p>
@@ -990,14 +1112,6 @@
           </w:tcPr>
           <w:p>
             <w:r>
-              <w:rPr>
-                <w:sz w:val="20"/>
-              </w:rPr>
-            </w:r>
-            <w:r>
-              <w:rPr>
-                <w:sz w:val="20"/>
-              </w:rPr>
               <w:t>Liquid vs air thermal-management discussion (one source)</w:t>
             </w:r>
           </w:p>
@@ -1010,14 +1124,6 @@
           </w:tcPr>
           <w:p>
             <w:r>
-              <w:rPr>
-                <w:sz w:val="20"/>
-              </w:rPr>
-            </w:r>
-            <w:r>
-              <w:rPr>
-                <w:sz w:val="20"/>
-              </w:rPr>
               <w:t>Battery high/low-temperature performance (−30~55 target)</w:t>
             </w:r>
           </w:p>
@@ -1028,14 +1134,6 @@
           </w:tcPr>
           <w:p>
             <w:r>
-              <w:rPr>
-                <w:sz w:val="20"/>
-              </w:rPr>
-            </w:r>
-            <w:r>
-              <w:rPr>
-                <w:sz w:val="20"/>
-              </w:rPr>
               <w:t>D1EV / Toutiao</w:t>
             </w:r>
           </w:p>
@@ -1046,14 +1144,6 @@
           </w:tcPr>
           <w:p>
             <w:r>
-              <w:rPr>
-                <w:sz w:val="20"/>
-              </w:rPr>
-            </w:r>
-            <w:r>
-              <w:rPr>
-                <w:sz w:val="20"/>
-              </w:rPr>
               <w:t>CN</w:t>
             </w:r>
           </w:p>
@@ -1064,14 +1154,6 @@
           </w:tcPr>
           <w:p>
             <w:r>
-              <w:rPr>
-                <w:sz w:val="20"/>
-              </w:rPr>
-            </w:r>
-            <w:r>
-              <w:rPr>
-                <w:sz w:val="20"/>
-              </w:rPr>
               <w:t>http://m.toutiao.com/group/6396788247036428802/</w:t>
             </w:r>
           </w:p>
@@ -1082,14 +1164,6 @@
           </w:tcPr>
           <w:p>
             <w:r>
-              <w:rPr>
-                <w:sz w:val="20"/>
-              </w:rPr>
-            </w:r>
-            <w:r>
-              <w:rPr>
-                <w:sz w:val="20"/>
-              </w:rPr>
               <w:t>2026-09-03</w:t>
             </w:r>
           </w:p>
@@ -1100,14 +1174,6 @@
           </w:tcPr>
           <w:p>
             <w:r>
-              <w:rPr>
-                <w:sz w:val="20"/>
-              </w:rPr>
-            </w:r>
-            <w:r>
-              <w:rPr>
-                <w:sz w:val="20"/>
-              </w:rPr>
               <w:t>SINGLE_SOURCE</w:t>
             </w:r>
           </w:p>
@@ -1118,14 +1184,6 @@
           </w:tcPr>
           <w:p>
             <w:r>
-              <w:rPr>
-                <w:sz w:val="20"/>
-              </w:rPr>
-            </w:r>
-            <w:r>
-              <w:rPr>
-                <w:sz w:val="20"/>
-              </w:rPr>
               <w:t>−30 to 55 °C policy design target (one source)</w:t>
             </w:r>
           </w:p>
@@ -1138,14 +1196,6 @@
           </w:tcPr>
           <w:p>
             <w:r>
-              <w:rPr>
-                <w:sz w:val="20"/>
-              </w:rPr>
-            </w:r>
-            <w:r>
-              <w:rPr>
-                <w:sz w:val="20"/>
-              </w:rPr>
               <w:t>2026 Jeddah auto-parts fair (heat/dust parts, BMS)</w:t>
             </w:r>
           </w:p>
@@ -1156,14 +1206,6 @@
           </w:tcPr>
           <w:p>
             <w:r>
-              <w:rPr>
-                <w:sz w:val="20"/>
-              </w:rPr>
-            </w:r>
-            <w:r>
-              <w:rPr>
-                <w:sz w:val="20"/>
-              </w:rPr>
               <w:t>Sohu</w:t>
             </w:r>
           </w:p>
@@ -1174,14 +1216,6 @@
           </w:tcPr>
           <w:p>
             <w:r>
-              <w:rPr>
-                <w:sz w:val="20"/>
-              </w:rPr>
-            </w:r>
-            <w:r>
-              <w:rPr>
-                <w:sz w:val="20"/>
-              </w:rPr>
               <w:t>Saudi</w:t>
             </w:r>
           </w:p>
@@ -1192,14 +1226,6 @@
           </w:tcPr>
           <w:p>
             <w:r>
-              <w:rPr>
-                <w:sz w:val="20"/>
-              </w:rPr>
-            </w:r>
-            <w:r>
-              <w:rPr>
-                <w:sz w:val="20"/>
-              </w:rPr>
               <w:t>https://m.sohu.com/a/1056965136_122956666/</w:t>
             </w:r>
           </w:p>
@@ -1210,14 +1236,6 @@
           </w:tcPr>
           <w:p>
             <w:r>
-              <w:rPr>
-                <w:sz w:val="20"/>
-              </w:rPr>
-            </w:r>
-            <w:r>
-              <w:rPr>
-                <w:sz w:val="20"/>
-              </w:rPr>
               <w:t>2026-09-03</w:t>
             </w:r>
           </w:p>
@@ -1228,14 +1246,6 @@
           </w:tcPr>
           <w:p>
             <w:r>
-              <w:rPr>
-                <w:sz w:val="20"/>
-              </w:rPr>
-            </w:r>
-            <w:r>
-              <w:rPr>
-                <w:sz w:val="20"/>
-              </w:rPr>
               <w:t>SINGLE_SOURCE</w:t>
             </w:r>
           </w:p>
@@ -1246,31 +1256,36 @@
           </w:tcPr>
           <w:p>
             <w:r>
-              <w:rPr>
-                <w:sz w:val="20"/>
-              </w:rPr>
-            </w:r>
-            <w:r>
-              <w:rPr>
-                <w:sz w:val="20"/>
-              </w:rPr>
               <w:t>Heat/dust-resistant components; GCC compliance note (one source)</w:t>
             </w:r>
           </w:p>
         </w:tc>
       </w:tr>
     </w:tbl>
+    <w:p/>
     <w:p>
       <w:r>
-        <w:rPr>
-          <w:i/>
-        </w:rPr>
-        <w:t>Evidence ceiling: every adaptation fact rests on a single source (all SINGLE_SOURCE); no GSO primary standard or OEM engineering spec was captured. Items are framed as evaluation points for the OEM/upfitter, not universal Gulf requirements; no legal threshold or mandatory configuration is asserted.</w:t>
+        <w:t>*Evidence ceiling: every adaptation fact rests on a single source (all SINGLE_SOURCE); no GSO primary standard or OEM engineering spec was captured. Items are framed as evaluation points for the OEM/upfitter, not universal Gulf requirements; no legal threshold or mandatory configuration is asserted.*</w:t>
+      </w:r>
+    </w:p>
+    <w:p>
+      <w:r>
+        <w:t>| GCC motor-vehicle technical regulations list | GCC Standardization Organization (GSO) | GCC | https://www.gso.org.sa/ | 2026-09-05 | VERIFIED | GCC-wide vehicle technical regulations, incl. climate/emission timelines (country application varies) |</w:t>
+      </w:r>
+    </w:p>
+    <w:p>
+      <w:r>
+        <w:t>| Saudi standards and conformity (SASO / Saleem) | Saudi Standards, Metrology and Quality Org. (SASO) | SA | https://www.saso.gov.sa/en/Pages/default.aspx | 2026-09-05 | VERIFIED | Saudi-specific standards and conformity scope |</w:t>
+      </w:r>
+    </w:p>
+    <w:p>
+      <w:r>
+        <w:t>| Issue conformity certificates for regulated products (incl. vehicles/parts) | UAE Ministry of Industry and Advanced Technology (MoIAT) | UAE | https://www.moiat.gov.ae/en/services/issue-conformity-certificates-for-regulated-products | 2026-09-05 | VERIFIED | UAE-specific conformity route; heat/dust items confirmed per market, not assumed GCC-uniform |</w:t>
       </w:r>
     </w:p>
     <w:p>
       <w:pPr>
-        <w:pStyle w:val="Heading1"/>
+        <w:pStyle w:val="Heading2"/>
       </w:pPr>
       <w:r>
         <w:t>Editorial Review</w:t>
@@ -1344,6 +1359,11 @@
       </w:r>
       <w:r>
         <w:t>: EDITORIAL_QA_PASS=PASS · FACT_SOURCE_PASS=PASS (engineering-guidance intent; all items SINGLE_SOURCE and framed as evaluation, core claim does not depend on an unverified regulation) · SEO_PASS=PASS · CODEX_REVIEW_PASS=PENDING (independent Codex review) · PUBLISH_APPROVED=FALSE until Codex sign-off</w:t>
+      </w:r>
+    </w:p>
+    <w:p>
+      <w:r>
+        <w:t>#AutoBridge #GulfSpec #HeatAndDust #GSO #VehicleAdaptation</w:t>
       </w:r>
     </w:p>
     <w:sectPr>
@@ -1720,8 +1740,8 @@
     <w:qFormat/>
     <w:rsid w:val="00FC693F"/>
     <w:rPr>
-      <w:rFonts w:ascii="Calibri" w:hAnsi="Calibri" w:eastAsia="Calibri"/>
-      <w:sz w:val="22"/>
+      <w:rFonts w:ascii="Calibri" w:hAnsi="Calibri"/>
+      <w:sz w:val="21"/>
     </w:rPr>
   </w:style>
   <w:style w:type="paragraph" w:styleId="Header">
@@ -1783,11 +1803,11 @@
       <w:outlineLvl w:val="0"/>
     </w:pPr>
     <w:rPr>
-      <w:rFonts w:asciiTheme="majorHAnsi" w:eastAsiaTheme="majorEastAsia" w:hAnsiTheme="majorHAnsi" w:cstheme="majorBidi" w:ascii="Calibri" w:hAnsi="Calibri"/>
+      <w:rFonts w:asciiTheme="majorHAnsi" w:eastAsiaTheme="majorEastAsia" w:hAnsiTheme="majorHAnsi" w:cstheme="majorBidi"/>
       <w:b/>
       <w:bCs/>
-      <w:color w:val="1F2A37"/>
-      <w:sz w:val="40"/>
+      <w:color w:val="365F91" w:themeColor="accent1" w:themeShade="BF"/>
+      <w:sz w:val="28"/>
       <w:szCs w:val="28"/>
     </w:rPr>
   </w:style>
@@ -1807,11 +1827,11 @@
       <w:outlineLvl w:val="1"/>
     </w:pPr>
     <w:rPr>
-      <w:rFonts w:asciiTheme="majorHAnsi" w:eastAsiaTheme="majorEastAsia" w:hAnsiTheme="majorHAnsi" w:cstheme="majorBidi" w:ascii="Calibri" w:hAnsi="Calibri"/>
+      <w:rFonts w:asciiTheme="majorHAnsi" w:eastAsiaTheme="majorEastAsia" w:hAnsiTheme="majorHAnsi" w:cstheme="majorBidi"/>
       <w:b/>
       <w:bCs/>
-      <w:color w:val="1F2A37"/>
-      <w:sz w:val="30"/>
+      <w:color w:val="4F81BD" w:themeColor="accent1"/>
+      <w:sz w:val="26"/>
       <w:szCs w:val="26"/>
     </w:rPr>
   </w:style>
@@ -1831,11 +1851,10 @@
       <w:outlineLvl w:val="2"/>
     </w:pPr>
     <w:rPr>
-      <w:rFonts w:asciiTheme="majorHAnsi" w:eastAsiaTheme="majorEastAsia" w:hAnsiTheme="majorHAnsi" w:cstheme="majorBidi" w:ascii="Calibri" w:hAnsi="Calibri"/>
+      <w:rFonts w:asciiTheme="majorHAnsi" w:eastAsiaTheme="majorEastAsia" w:hAnsiTheme="majorHAnsi" w:cstheme="majorBidi"/>
       <w:b/>
       <w:bCs/>
-      <w:color w:val="1F2A37"/>
-      <w:sz w:val="25"/>
+      <w:color w:val="4F81BD" w:themeColor="accent1"/>
     </w:rPr>
   </w:style>
   <w:style w:type="paragraph" w:styleId="Heading4">

--- a/deliveries/2026-09-03/02_Procurement_Guides/GUIDE_20260903_07_MiddleEast_Heat_Dust.docx
+++ b/deliveries/2026-09-03/02_Procurement_Guides/GUIDE_20260903_07_MiddleEast_Heat_Dust.docx
@@ -675,7 +675,7 @@
         <w:pStyle w:val="ListBullet"/>
       </w:pPr>
       <w:r>
-        <w:t>LICENSE: none secured — no third-party image may be published until rights are cleared</w:t>
+        <w:t>LICENSE_OR_USAGE_BASIS: none secured — no third-party image may be published until rights are cleared</w:t>
       </w:r>
     </w:p>
     <w:p>
@@ -1302,7 +1302,7 @@
         <w:t>Author / reviewer</w:t>
       </w:r>
       <w:r>
-        <w:t>: [AutoBridge Export Sourcing Team](/authors/) · method per our [Editorial Policy](/editorial-policy/)</w:t>
+        <w:t>: [AutoBridge Export Editorial Team](/authors/) · method per our [Editorial Policy](/editorial-policy/)</w:t>
       </w:r>
     </w:p>
     <w:p>
@@ -1316,7 +1316,7 @@
         <w:t>Last reviewed</w:t>
       </w:r>
       <w:r>
-        <w:t>: 2026-09-03 (R4: single-source re-grade; engineering items reframed as evaluation points)</w:t>
+        <w:t>: 2026-09-05</w:t>
       </w:r>
     </w:p>
     <w:p>
@@ -1355,10 +1355,10 @@
         <w:rPr>
           <w:b/>
         </w:rPr>
-        <w:t>Quality gates</w:t>
+        <w:t>Editorial standard</w:t>
       </w:r>
       <w:r>
-        <w:t>: EDITORIAL_QA_PASS=PASS · FACT_SOURCE_PASS=PASS (engineering-guidance intent; all items SINGLE_SOURCE and framed as evaluation, core claim does not depend on an unverified regulation) · SEO_PASS=PASS · CODEX_REVIEW_PASS=PENDING (independent Codex review) · PUBLISH_APPROVED=FALSE until Codex sign-off</w:t>
+        <w:t>: Researched and written from the sources listed above (desk research; no first-hand driving, teardown or import is claimed). Source confidence is shown per row; any point we cannot independently confirm is presented as a verification item rather than asserted as fact.</w:t>
       </w:r>
     </w:p>
     <w:p>
@@ -1740,7 +1740,6 @@
     <w:qFormat/>
     <w:rsid w:val="00FC693F"/>
     <w:rPr>
-      <w:rFonts w:ascii="Calibri" w:hAnsi="Calibri"/>
       <w:sz w:val="21"/>
     </w:rPr>
   </w:style>
